--- a/weibull-clinical-dropout/reanalysis_real/manuscript/title_page.docx
+++ b/weibull-clinical-dropout/reanalysis_real/manuscript/title_page.docx
@@ -19,7 +19,7 @@
         <w:spacing w:before="200"/>
       </w:pPr>
       <w:r>
-        <w:t>Article type: Research article (short communication)</w:t>
+        <w:t>Article type: Brief Report</w:t>
       </w:r>
     </w:p>
     <w:p>

--- a/weibull-clinical-dropout/reanalysis_real/manuscript/title_page.docx
+++ b/weibull-clinical-dropout/reanalysis_real/manuscript/title_page.docx
@@ -11,7 +11,7 @@
           <w:b/>
           <w:sz w:val="28"/>
         </w:rPr>
-        <w:t>Divergent hazard shapes of tuberculosis treatment loss to follow-up: a reproducible analysis of published curves quantifying the heterogeneity that hinders a unified retention intervention</w:t>
+        <w:t>Heterogeneous hazard shapes of treatment loss to follow-up across tuberculosis and HIV cohorts: a reproducible analysis of published curves and the case for measuring dropout timing rather than assuming it</w:t>
       </w:r>
     </w:p>
     <w:p>
@@ -19,7 +19,7 @@
         <w:spacing w:before="200"/>
       </w:pPr>
       <w:r>
-        <w:t>Article type: Brief Report</w:t>
+        <w:t>Article type: Short Communication</w:t>
       </w:r>
     </w:p>
     <w:p>

--- a/weibull-clinical-dropout/reanalysis_real/manuscript/title_page.docx
+++ b/weibull-clinical-dropout/reanalysis_real/manuscript/title_page.docx
@@ -11,7 +11,7 @@
           <w:b/>
           <w:sz w:val="28"/>
         </w:rPr>
-        <w:t>Heterogeneous hazard shapes of treatment loss to follow-up across tuberculosis and HIV cohorts: a reproducible analysis of published curves and the case for measuring dropout timing rather than assuming it</w:t>
+        <w:t>Reproducibly digitizable dropout curves are scarce and their hazard shapes heterogeneous: a scoping search and Weibull analysis of loss to follow-up in tuberculosis and HIV treatment</w:t>
       </w:r>
     </w:p>
     <w:p>
@@ -19,7 +19,7 @@
         <w:spacing w:before="200"/>
       </w:pPr>
       <w:r>
-        <w:t>Article type: Short Communication</w:t>
+        <w:t>Article type: Short Communication (scoping study)</w:t>
       </w:r>
     </w:p>
     <w:p>

--- a/weibull-clinical-dropout/reanalysis_real/manuscript/title_page.docx
+++ b/weibull-clinical-dropout/reanalysis_real/manuscript/title_page.docx
@@ -19,7 +19,7 @@
         <w:spacing w:before="200"/>
       </w:pPr>
       <w:r>
-        <w:t>Article type: Short Communication (scoping study)</w:t>
+        <w:t>Article type: Original Research Article</w:t>
       </w:r>
     </w:p>
     <w:p>
